--- a/交付_20260811_规划环境先验解耦/07_专利技术方案修改影响分析.docx
+++ b/交付_20260811_规划环境先验解耦/07_专利技术方案修改影响分析.docx
@@ -354,7 +354,7 @@
                 <w:rFonts w:ascii="SimSun" w:hAnsi="SimSun" w:eastAsia="SimSun"/>
                 <w:sz w:val="17"/>
               </w:rPr>
-              <w:t>描述规划器当前认为现场哪里被占据、什么挡住视线；由实测观测建立并逐轮更新</w:t>
+              <w:t>描述规划器当前认为现场哪里被占据、什么挡住视线</w:t>
             </w:r>
           </w:p>
         </w:tc>
@@ -386,6 +386,233 @@
       <w:r>
         <w:rPr>
           <w:rFonts w:ascii="SimSun" w:hAnsi="SimSun" w:eastAsia="SimSun"/>
+          <w:b/>
+        </w:rPr>
+        <w:t>规划环境模型含两个子部分，其信息来源不同，说明书须分开写清 [A]：</w:t>
+      </w:r>
+    </w:p>
+    <w:tbl>
+      <w:tblPr>
+        <w:tblStyle w:val="TableGrid"/>
+        <w:tblW w:type="auto" w:w="0"/>
+        <w:jc w:val="center"/>
+        <w:tblLook w:firstColumn="1" w:firstRow="1" w:lastColumn="0" w:lastRow="0" w:noHBand="0" w:noVBand="1" w:val="04A0"/>
+      </w:tblPr>
+      <w:tblGrid>
+        <w:gridCol w:w="2880"/>
+        <w:gridCol w:w="2880"/>
+        <w:gridCol w:w="2880"/>
+      </w:tblGrid>
+      <w:tr>
+        <w:tc>
+          <w:tcPr>
+            <w:tcW w:type="dxa" w:w="2880"/>
+          </w:tcPr>
+          <w:p>
+            <w:pPr>
+              <w:spacing w:before="20" w:after="20"/>
+            </w:pPr>
+            <w:r>
+              <w:rPr>
+                <w:rFonts w:ascii="SimSun" w:hAnsi="SimSun" w:eastAsia="SimSun"/>
+                <w:b/>
+                <w:sz w:val="17"/>
+              </w:rPr>
+              <w:t>子部分</w:t>
+            </w:r>
+          </w:p>
+        </w:tc>
+        <w:tc>
+          <w:tcPr>
+            <w:tcW w:type="dxa" w:w="2880"/>
+          </w:tcPr>
+          <w:p>
+            <w:pPr>
+              <w:spacing w:before="20" w:after="20"/>
+            </w:pPr>
+            <w:r>
+              <w:rPr>
+                <w:rFonts w:ascii="SimSun" w:hAnsi="SimSun" w:eastAsia="SimSun"/>
+                <w:b/>
+                <w:sz w:val="17"/>
+              </w:rPr>
+              <w:t>初始内容来自</w:t>
+            </w:r>
+          </w:p>
+        </w:tc>
+        <w:tc>
+          <w:tcPr>
+            <w:tcW w:type="dxa" w:w="2880"/>
+          </w:tcPr>
+          <w:p>
+            <w:pPr>
+              <w:spacing w:before="20" w:after="20"/>
+            </w:pPr>
+            <w:r>
+              <w:rPr>
+                <w:rFonts w:ascii="SimSun" w:hAnsi="SimSun" w:eastAsia="SimSun"/>
+                <w:b/>
+                <w:sz w:val="17"/>
+              </w:rPr>
+              <w:t>更新方式</w:t>
+            </w:r>
+          </w:p>
+        </w:tc>
+      </w:tr>
+      <w:tr>
+        <w:tc>
+          <w:tcPr>
+            <w:tcW w:type="dxa" w:w="2880"/>
+          </w:tcPr>
+          <w:p>
+            <w:pPr>
+              <w:spacing w:before="20" w:after="20"/>
+            </w:pPr>
+            <w:r>
+              <w:rPr>
+                <w:rFonts w:ascii="SimSun" w:hAnsi="SimSun" w:eastAsia="SimSun"/>
+                <w:b/>
+                <w:sz w:val="17"/>
+              </w:rPr>
+              <w:t>通行占据侧</w:t>
+            </w:r>
+          </w:p>
+        </w:tc>
+        <w:tc>
+          <w:tcPr>
+            <w:tcW w:type="dxa" w:w="2880"/>
+          </w:tcPr>
+          <w:p>
+            <w:pPr>
+              <w:spacing w:before="20" w:after="20"/>
+            </w:pPr>
+            <w:r>
+              <w:rPr>
+                <w:rFonts w:ascii="SimSun" w:hAnsi="SimSun" w:eastAsia="SimSun"/>
+                <w:sz w:val="17"/>
+              </w:rPr>
+              <w:t>已采集点云（＋可信安全禁入约束）</w:t>
+            </w:r>
+          </w:p>
+        </w:tc>
+        <w:tc>
+          <w:tcPr>
+            <w:tcW w:type="dxa" w:w="2880"/>
+          </w:tcPr>
+          <w:p>
+            <w:pPr>
+              <w:spacing w:before="20" w:after="20"/>
+            </w:pPr>
+            <w:r>
+              <w:rPr>
+                <w:rFonts w:ascii="SimSun" w:hAnsi="SimSun" w:eastAsia="SimSun"/>
+                <w:sz w:val="17"/>
+              </w:rPr>
+              <w:t>每轮以新增点云按同一规则并入</w:t>
+            </w:r>
+          </w:p>
+        </w:tc>
+      </w:tr>
+      <w:tr>
+        <w:tc>
+          <w:tcPr>
+            <w:tcW w:type="dxa" w:w="2880"/>
+          </w:tcPr>
+          <w:p>
+            <w:pPr>
+              <w:spacing w:before="20" w:after="20"/>
+            </w:pPr>
+            <w:r>
+              <w:rPr>
+                <w:rFonts w:ascii="SimSun" w:hAnsi="SimSun" w:eastAsia="SimSun"/>
+                <w:b/>
+                <w:sz w:val="17"/>
+              </w:rPr>
+              <w:t>可见性遮挡侧</w:t>
+            </w:r>
+          </w:p>
+        </w:tc>
+        <w:tc>
+          <w:tcPr>
+            <w:tcW w:type="dxa" w:w="2880"/>
+          </w:tcPr>
+          <w:p>
+            <w:pPr>
+              <w:spacing w:before="20" w:after="20"/>
+            </w:pPr>
+            <w:r>
+              <w:rPr>
+                <w:rFonts w:ascii="SimSun" w:hAnsi="SimSun" w:eastAsia="SimSun"/>
+                <w:b/>
+                <w:sz w:val="17"/>
+              </w:rPr>
+              <w:t>至少包含目标参考模型的目标表面</w:t>
+            </w:r>
+            <w:r>
+              <w:rPr>
+                <w:rFonts w:ascii="SimSun" w:hAnsi="SimSun" w:eastAsia="SimSun"/>
+                <w:sz w:val="17"/>
+              </w:rPr>
+              <w:t>，及本实施例固定保留的基础几何（地面）；可另含已知的部分环境几何</w:t>
+            </w:r>
+          </w:p>
+        </w:tc>
+        <w:tc>
+          <w:tcPr>
+            <w:tcW w:type="dxa" w:w="2880"/>
+          </w:tcPr>
+          <w:p>
+            <w:pPr>
+              <w:spacing w:before="20" w:after="20"/>
+            </w:pPr>
+            <w:r>
+              <w:rPr>
+                <w:rFonts w:ascii="SimSun" w:hAnsi="SimSun" w:eastAsia="SimSun"/>
+                <w:sz w:val="17"/>
+              </w:rPr>
+              <w:t>每轮并入 S7 判定所得的占据几何</w:t>
+            </w:r>
+          </w:p>
+        </w:tc>
+      </w:tr>
+    </w:tbl>
+    <w:p/>
+    <w:p>
+      <w:pPr>
+        <w:ind w:left="360"/>
+      </w:pPr>
+      <w:r>
+        <w:rPr>
+          <w:rFonts w:ascii="SimSun" w:hAnsi="SimSun" w:eastAsia="SimSun"/>
+          <w:b/>
+          <w:i/>
+        </w:rPr>
+        <w:t>不得写成「规划环境模型完全由点云建立」</w:t>
+      </w:r>
+      <w:r>
+        <w:rPr>
+          <w:rFonts w:ascii="SimSun" w:hAnsi="SimSun" w:eastAsia="SimSun"/>
+          <w:i/>
+        </w:rPr>
+        <w:t xml:space="preserve"> —— 该表述对遮挡侧不成立。推荐统一表述：</w:t>
+      </w:r>
+      <w:r>
+        <w:rPr>
+          <w:rFonts w:ascii="SimSun" w:hAnsi="SimSun" w:eastAsia="SimSun"/>
+          <w:b/>
+          <w:i/>
+        </w:rPr>
+        <w:t>规划环境模型的通行占据状态主要由实际观测建立并逐轮更新；用于可见性求交的遮挡表示至少包含目标参考模型中的目标表面，并可结合已知环境先验及新增观测进行更新。</w:t>
+      </w:r>
+    </w:p>
+    <w:p>
+      <w:pPr>
+        <w:spacing w:after="80"/>
+        <w:jc w:val="both"/>
+      </w:pPr>
+      <w:r>
+        <w:rPr>
+          <w:rFonts w:ascii="SimSun" w:hAnsi="SimSun" w:eastAsia="SimSun"/>
         </w:rPr>
         <w:t>一条必须写进说明书的一致性约束：</w:t>
       </w:r>
@@ -399,7 +626,22 @@
           <w:rFonts w:ascii="SimSun" w:hAnsi="SimSun" w:eastAsia="SimSun"/>
           <w:i/>
         </w:rPr>
-        <w:t>凡目标参考模型声明为目标的表面，规划环境模型的初始内容必须包含其几何。</w:t>
+        <w:t>凡目标参考模型声明为目标的表面，规划环境模型</w:t>
+      </w:r>
+      <w:r>
+        <w:rPr>
+          <w:rFonts w:ascii="SimSun" w:hAnsi="SimSun" w:eastAsia="SimSun"/>
+          <w:b/>
+          <w:i/>
+        </w:rPr>
+        <w:t>遮挡侧</w:t>
+      </w:r>
+      <w:r>
+        <w:rPr>
+          <w:rFonts w:ascii="SimSun" w:hAnsi="SimSun" w:eastAsia="SimSun"/>
+          <w:i/>
+        </w:rPr>
+        <w:t>的初始内容必须包含其几何。</w:t>
       </w:r>
     </w:p>
     <w:p>
@@ -470,7 +712,7 @@
           <w:rFonts w:ascii="SimSun" w:hAnsi="SimSun" w:eastAsia="SimSun"/>
           <w:i/>
         </w:rPr>
-        <w:t>竣工测量现场的设计模型通常只对</w:t>
+        <w:t>在部分竣工测量任务中，设计模型主要对</w:t>
       </w:r>
       <w:r>
         <w:rPr>
@@ -485,7 +727,7 @@
           <w:rFonts w:ascii="SimSun" w:hAnsi="SimSun" w:eastAsia="SimSun"/>
           <w:i/>
         </w:rPr>
-        <w:t>作了完整描述，对现场的临时</w:t>
+        <w:t>作了完整描述，而对现场的临时设施、堆放物、施工机具乃至部分永久性非目标构筑物，可能描述不全、与实际不符或未予记录。部分基于模型的站位规划方式要求由该模型直接生成移动平台的可通行空间与视线遮挡模型，因而隐含要求该模型完整描述现场环境几何。</w:t>
       </w:r>
     </w:p>
     <w:p>
@@ -495,45 +737,32 @@
       <w:r>
         <w:rPr>
           <w:rFonts w:ascii="SimSun" w:hAnsi="SimSun" w:eastAsia="SimSun"/>
+          <w:b/>
           <w:i/>
         </w:rPr>
-        <w:t>设施、堆放物、施工机具乃至部分永久性非目标构筑物，往往描述不全、与实际不符或</w:t>
+        <w:t>[D／待代理人检索确认]</w:t>
       </w:r>
-    </w:p>
-    <w:p>
-      <w:pPr>
-        <w:ind w:left="360"/>
-      </w:pPr>
       <w:r>
         <w:rPr>
           <w:rFonts w:ascii="SimSun" w:hAnsi="SimSun" w:eastAsia="SimSun"/>
           <w:i/>
         </w:rPr>
-        <w:t>根本不予记录。既有的站位规划方法普遍要求由该模型直接生成移动平台的可通行空间与</w:t>
+        <w:t xml:space="preserve"> 上段中"通常""普遍"一类的领域事实判断，</w:t>
       </w:r>
-    </w:p>
-    <w:p>
-      <w:pPr>
-        <w:ind w:left="360"/>
-      </w:pPr>
+      <w:r>
+        <w:rPr>
+          <w:rFonts w:ascii="SimSun" w:hAnsi="SimSun" w:eastAsia="SimSun"/>
+          <w:b/>
+          <w:i/>
+        </w:rPr>
+        <w:t>本项目实验并未直接证明</w:t>
+      </w:r>
       <w:r>
         <w:rPr>
           <w:rFonts w:ascii="SimSun" w:hAnsi="SimSun" w:eastAsia="SimSun"/>
           <w:i/>
         </w:rPr>
-        <w:t>视线遮挡模型，因而隐含要求该模型完整描述现场环境几何；该前提在竣工测量现场通常</w:t>
-      </w:r>
-    </w:p>
-    <w:p>
-      <w:pPr>
-        <w:ind w:left="360"/>
-      </w:pPr>
-      <w:r>
-        <w:rPr>
-          <w:rFonts w:ascii="SimSun" w:hAnsi="SimSun" w:eastAsia="SimSun"/>
-          <w:i/>
-        </w:rPr>
-        <w:t>不成立。</w:t>
+        <w:t>。已按保守措辞写成"部分……""可能……"。是否可以改回"通常""普遍"，取决于scan-to-BIM / NBV / inspection planning 领域的现有技术检索结果，须由代理人确认。详见第八节。</w:t>
       </w:r>
     </w:p>
     <w:p>
@@ -591,31 +820,7 @@
           <w:rFonts w:ascii="SimSun" w:hAnsi="SimSun" w:eastAsia="SimSun"/>
           <w:i/>
         </w:rPr>
-        <w:t>：既有方法要求由设计模型直接生成移动平台的可通行空间与视线遮挡模型，</w:t>
-      </w:r>
-    </w:p>
-    <w:p>
-      <w:pPr>
-        <w:ind w:left="360"/>
-      </w:pPr>
-      <w:r>
-        <w:rPr>
-          <w:rFonts w:ascii="SimSun" w:hAnsi="SimSun" w:eastAsia="SimSun"/>
-          <w:i/>
-        </w:rPr>
-        <w:t>从而要求该模型完整描述现场环境几何。现场不具备该条件时，规划所依据的可通行空间</w:t>
-      </w:r>
-    </w:p>
-    <w:p>
-      <w:pPr>
-        <w:ind w:left="360"/>
-      </w:pPr>
-      <w:r>
-        <w:rPr>
-          <w:rFonts w:ascii="SimSun" w:hAnsi="SimSun" w:eastAsia="SimSun"/>
-          <w:i/>
-        </w:rPr>
-        <w:t>与遮挡关系自始即为错误，且该错误在整个补充扫描过程中得不到纠正。</w:t>
+        <w:t>：既有方法要求由设计模型直接生成移动平台的可通行空间与视线遮挡模型，从而要求该模型完整描述现场环境几何。现场不具备该条件时，规划所依据的可通行空间与遮挡关系自始即为错误，且该错误在整个补充扫描过程中得不到纠正。</w:t>
       </w:r>
     </w:p>
     <w:p>
@@ -655,7 +860,7 @@
           <w:color w:val="000000"/>
           <w:sz w:val="24"/>
         </w:rPr>
-        <w:t>S1 — 仅术语</w:t>
+        <w:t>S1 — 术语 ＋ 处理对象口径</w:t>
       </w:r>
     </w:p>
     <w:p>
@@ -667,14 +872,26 @@
         <w:rPr>
           <w:rFonts w:ascii="SimSun" w:hAnsi="SimSun" w:eastAsia="SimSun"/>
         </w:rPr>
-        <w:t>「设计建筑信息模型」→「目标参考模型」。算法不变。</w:t>
+        <w:t>「设计建筑信息模型」→「目标参考模型」。</w:t>
       </w:r>
+    </w:p>
+    <w:p>
+      <w:pPr>
+        <w:spacing w:after="80"/>
+        <w:jc w:val="both"/>
+      </w:pPr>
       <w:r>
         <w:rPr>
           <w:rFonts w:ascii="SimSun" w:hAnsi="SimSun" w:eastAsia="SimSun"/>
           <w:b/>
         </w:rPr>
-        <w:t>[A]</w:t>
+        <w:t>分块、点—分块关联、缺口证据、G_gap、G_task 的算法与公式未作任何改动 [A]；但其处理对象已明确限定为目标参考模型中声明的目标构件/目标表面 —— 非目标环境构件（厂房、围墙、杂物）不再进入待补扫描目标集 [A]。</w:t>
+      </w:r>
+      <w:r>
+        <w:rPr>
+          <w:rFonts w:ascii="SimSun" w:hAnsi="SimSun" w:eastAsia="SimSun"/>
+        </w:rPr>
+        <w:t xml:space="preserve"> 该口径统一是本轮的实质改动之一，不是纯术语替换。</w:t>
       </w:r>
     </w:p>
     <w:p>
@@ -719,19 +936,7 @@
           <w:rFonts w:ascii="SimSun" w:hAnsi="SimSun" w:eastAsia="SimSun"/>
           <w:i/>
         </w:rPr>
-        <w:t>S2，依据所述设计建筑信息模型中构件的平面占位与高度信息，以及移动平台的尺寸，</w:t>
-      </w:r>
-    </w:p>
-    <w:p>
-      <w:pPr>
-        <w:ind w:left="360"/>
-      </w:pPr>
-      <w:r>
-        <w:rPr>
-          <w:rFonts w:ascii="SimSun" w:hAnsi="SimSun" w:eastAsia="SimSun"/>
-          <w:i/>
-        </w:rPr>
-        <w:t>构建所述移动平台的可通行空间；</w:t>
+        <w:t>S2，依据所述设计建筑信息模型中构件的平面占位与高度信息，以及移动平台的尺寸，构建所述移动平台的可通行空间；</w:t>
       </w:r>
     </w:p>
     <w:p>
@@ -762,49 +967,8 @@
           <w:rFonts w:ascii="SimSun" w:hAnsi="SimSun" w:eastAsia="SimSun"/>
           <w:i/>
         </w:rPr>
-        <w:t>S2，构建所述移动平台的规划环境模型；所述规划环境模型将平面区域划分为已确认占据、</w:t>
+        <w:t>S2，构建所述移动平台的规划环境模型；所述规划环境模型将平面区域划分为已确认占据、已确认自由与未确认三种状态；其初始内容至少依据所述已采集点云确定：将所述已采集点云中高度处于所述移动平台通行高度区间内的回波点所在区域确定为已确认占据，将各采集站位至其各回波点之间连线所经区域确定为已确认自由，其余区域为未确认；</w:t>
       </w:r>
-    </w:p>
-    <w:p>
-      <w:pPr>
-        <w:ind w:left="360"/>
-      </w:pPr>
-      <w:r>
-        <w:rPr>
-          <w:rFonts w:ascii="SimSun" w:hAnsi="SimSun" w:eastAsia="SimSun"/>
-          <w:i/>
-        </w:rPr>
-        <w:t>已确认自由与未确认三种状态；其初始内容至少依据所述已采集点云确定：将所述已采集</w:t>
-      </w:r>
-    </w:p>
-    <w:p>
-      <w:pPr>
-        <w:ind w:left="360"/>
-      </w:pPr>
-      <w:r>
-        <w:rPr>
-          <w:rFonts w:ascii="SimSun" w:hAnsi="SimSun" w:eastAsia="SimSun"/>
-          <w:i/>
-        </w:rPr>
-        <w:t>点云中高度处于所述移动平台通行高度区间内的回波点所在区域确定为已确认占据，将</w:t>
-      </w:r>
-    </w:p>
-    <w:p>
-      <w:pPr>
-        <w:ind w:left="360"/>
-      </w:pPr>
-      <w:r>
-        <w:rPr>
-          <w:rFonts w:ascii="SimSun" w:hAnsi="SimSun" w:eastAsia="SimSun"/>
-          <w:i/>
-        </w:rPr>
-        <w:t>各采集站位至其各回波点之间连线所经区域确定为已确认自由，其余区域为未确认；</w:t>
-      </w:r>
-    </w:p>
-    <w:p>
-      <w:pPr>
-        <w:ind w:left="360"/>
-      </w:pPr>
       <w:r>
         <w:rPr>
           <w:rFonts w:ascii="SimSun" w:hAnsi="SimSun" w:eastAsia="SimSun"/>
@@ -818,19 +982,7 @@
           <w:rFonts w:ascii="SimSun" w:hAnsi="SimSun" w:eastAsia="SimSun"/>
           <w:i/>
         </w:rPr>
-        <w:t>；并依据所述移动平台的尺寸对已确认自由区域作</w:t>
-      </w:r>
-    </w:p>
-    <w:p>
-      <w:pPr>
-        <w:ind w:left="360"/>
-      </w:pPr>
-      <w:r>
-        <w:rPr>
-          <w:rFonts w:ascii="SimSun" w:hAnsi="SimSun" w:eastAsia="SimSun"/>
-          <w:i/>
-        </w:rPr>
-        <w:t>收缩，得到可通行空间；</w:t>
+        <w:t>；并依据所述移动平台的尺寸对已确认自由区域作收缩，得到可通行空间；</w:t>
       </w:r>
     </w:p>
     <w:p>
@@ -930,7 +1082,71 @@
         <w:rPr>
           <w:rFonts w:ascii="SimSun" w:hAnsi="SimSun" w:eastAsia="SimSun"/>
         </w:rPr>
-        <w:t>，不是来自「模型里此处为空」。射线打到回波点才停下，沿途必然是空的 —— 这是唯一能由观测*证明*某处可通行的依据。</w:t>
+        <w:t>，不是来自「模型里此处为空」。</w:t>
+      </w:r>
+    </w:p>
+    <w:p>
+      <w:pPr>
+        <w:spacing w:after="80"/>
+        <w:jc w:val="both"/>
+      </w:pPr>
+      <w:r>
+        <w:rPr>
+          <w:rFonts w:ascii="SimSun" w:hAnsi="SimSun" w:eastAsia="SimSun"/>
+        </w:rPr>
+        <w:t xml:space="preserve">   &gt; 说明书须同时写明其</w:t>
+      </w:r>
+      <w:r>
+        <w:rPr>
+          <w:rFonts w:ascii="SimSun" w:hAnsi="SimSun" w:eastAsia="SimSun"/>
+          <w:b/>
+        </w:rPr>
+        <w:t>实施方式假设</w:t>
+      </w:r>
+      <w:r>
+        <w:rPr>
+          <w:rFonts w:ascii="SimSun" w:hAnsi="SimSun" w:eastAsia="SimSun"/>
+        </w:rPr>
+        <w:t>：当前实施例按二维栅格实施，将射线穿越区域   &gt; 作为自由空间的观测证据；该状态是</w:t>
+      </w:r>
+      <w:r>
+        <w:rPr>
+          <w:rFonts w:ascii="SimSun" w:hAnsi="SimSun" w:eastAsia="SimSun"/>
+          <w:b/>
+        </w:rPr>
+        <w:t>基于二维投影的规划近似</w:t>
+      </w:r>
+      <w:r>
+        <w:rPr>
+          <w:rFonts w:ascii="SimSun" w:hAnsi="SimSun" w:eastAsia="SimSun"/>
+        </w:rPr>
+        <w:t>，最终仍受平台半径   &gt; 收缩、已确认占据优先与安全禁入区约束。</w:t>
+      </w:r>
+      <w:r>
+        <w:rPr>
+          <w:rFonts w:ascii="SimSun" w:hAnsi="SimSun" w:eastAsia="SimSun"/>
+          <w:b/>
+        </w:rPr>
+        <w:t>不得写成"证明该位置可通行"</w:t>
+      </w:r>
+      <w:r>
+        <w:rPr>
+          <w:rFonts w:ascii="SimSun" w:hAnsi="SimSun" w:eastAsia="SimSun"/>
+        </w:rPr>
+        <w:t xml:space="preserve"> </w:t>
+      </w:r>
+      <w:r>
+        <w:rPr>
+          <w:rFonts w:ascii="SimSun" w:hAnsi="SimSun" w:eastAsia="SimSun"/>
+          <w:b/>
+        </w:rPr>
+        <w:t>[A]</w:t>
+      </w:r>
+      <w:r>
+        <w:rPr>
+          <w:rFonts w:ascii="SimSun" w:hAnsi="SimSun" w:eastAsia="SimSun"/>
+        </w:rPr>
+        <w:t>。</w:t>
       </w:r>
     </w:p>
     <w:p>
@@ -1124,14 +1340,14 @@
         <w:rPr>
           <w:rFonts w:ascii="SimSun" w:hAnsi="SimSun" w:eastAsia="SimSun"/>
         </w:rPr>
-        <w:t>：「计算所述新增点云中各回波点至所述目标参考模型的</w:t>
+        <w:t>：「计算所述新增点云中各回波点至所述规划环境模型遮挡侧</w:t>
       </w:r>
       <w:r>
         <w:rPr>
           <w:rFonts w:ascii="SimSun" w:hAnsi="SimSun" w:eastAsia="SimSun"/>
           <w:b/>
         </w:rPr>
-        <w:t>目标表面</w:t>
+        <w:t>初始内容</w:t>
       </w:r>
       <w:r>
         <w:rPr>
@@ -1162,33 +1378,110 @@
         <w:rPr>
           <w:rFonts w:ascii="SimSun" w:hAnsi="SimSun" w:eastAsia="SimSun"/>
         </w:rPr>
-        <w:t xml:space="preserve"> 一字未改，只换 T。语义随之由「模型外临时异物」自然上位为「</w:t>
+        <w:t xml:space="preserve"> 一字未改，只换 T。</w:t>
       </w:r>
       <w:r>
         <w:rPr>
           <w:rFonts w:ascii="SimSun" w:hAnsi="SimSun" w:eastAsia="SimSun"/>
           <w:b/>
         </w:rPr>
-        <w:t>参考模型未描述的环境几何</w:t>
+        <w:t>T 必须写成"遮挡侧初始内容"而不是"目标表面"</w:t>
       </w:r>
       <w:r>
         <w:rPr>
           <w:rFonts w:ascii="SimSun" w:hAnsi="SimSun" w:eastAsia="SimSun"/>
         </w:rPr>
-        <w:t>」—— 这正是本轮要求的上位化，且</w:t>
+        <w:t xml:space="preserve">—— 代码中的基准是 </w:t>
+      </w:r>
+      <w:r>
+        <w:rPr>
+          <w:rFonts w:ascii="Consolas" w:hAnsi="Consolas" w:eastAsia="Consolas"/>
+          <w:sz w:val="18"/>
+        </w:rPr>
+        <w:t>world.ref_tris</w:t>
+      </w:r>
+      <w:r>
+        <w:rPr>
+          <w:rFonts w:ascii="SimSun" w:hAnsi="SimSun" w:eastAsia="SimSun"/>
+        </w:rPr>
+        <w:t>，即</w:t>
       </w:r>
       <w:r>
         <w:rPr>
           <w:rFonts w:ascii="SimSun" w:hAnsi="SimSun" w:eastAsia="SimSun"/>
           <w:b/>
         </w:rPr>
-        <w:t>不需要改动判据本身</w:t>
+        <w:t>该先验档实际给出的全部几何</w:t>
       </w:r>
       <w:r>
         <w:rPr>
           <w:rFonts w:ascii="SimSun" w:hAnsi="SimSun" w:eastAsia="SimSun"/>
         </w:rPr>
-        <w:t>。</w:t>
+        <w:t xml:space="preserve">（目标表面 ＋地面 ＋ 当时保留的已知环境构件），不是仅目标表面 </w:t>
+      </w:r>
+      <w:r>
+        <w:rPr>
+          <w:rFonts w:ascii="SimSun" w:hAnsi="SimSun" w:eastAsia="SimSun"/>
+          <w:b/>
+        </w:rPr>
+        <w:t>[A]</w:t>
+      </w:r>
+      <w:r>
+        <w:rPr>
+          <w:rFonts w:ascii="SimSun" w:hAnsi="SimSun" w:eastAsia="SimSun"/>
+        </w:rPr>
+        <w:t>。写成"仅目标表面"会与实现不符，且会让已作为先验给出的环境构件在文字上被重复计入"新发现"。</w:t>
+      </w:r>
+    </w:p>
+    <w:p>
+      <w:pPr>
+        <w:spacing w:after="80"/>
+        <w:jc w:val="both"/>
+      </w:pPr>
+      <w:r>
+        <w:rPr>
+          <w:rFonts w:ascii="SimSun" w:hAnsi="SimSun" w:eastAsia="SimSun"/>
+        </w:rPr>
+        <w:t>语义随之由「模型外临时异物」上位为「</w:t>
+      </w:r>
+      <w:r>
+        <w:rPr>
+          <w:rFonts w:ascii="SimSun" w:hAnsi="SimSun" w:eastAsia="SimSun"/>
+          <w:b/>
+        </w:rPr>
+        <w:t>规划环境模型遮挡侧初始内容所未描述的现场占据几何</w:t>
+      </w:r>
+      <w:r>
+        <w:rPr>
+          <w:rFonts w:ascii="SimSun" w:hAnsi="SimSun" w:eastAsia="SimSun"/>
+        </w:rPr>
+        <w:t>」。已作为先验存在的环境构件</w:t>
+      </w:r>
+      <w:r>
+        <w:rPr>
+          <w:rFonts w:ascii="SimSun" w:hAnsi="SimSun" w:eastAsia="SimSun"/>
+          <w:b/>
+        </w:rPr>
+        <w:t>不会</w:t>
+      </w:r>
+      <w:r>
+        <w:rPr>
+          <w:rFonts w:ascii="SimSun" w:hAnsi="SimSun" w:eastAsia="SimSun"/>
+        </w:rPr>
+        <w:t xml:space="preserve">被重复发现（实测 P100 档只发现设计模型中不存在的临时占位物），见 </w:t>
+      </w:r>
+      <w:r>
+        <w:rPr>
+          <w:rFonts w:ascii="Consolas" w:hAnsi="Consolas" w:eastAsia="Consolas"/>
+          <w:sz w:val="18"/>
+        </w:rPr>
+        <w:t>09_剩余代码逻辑核查.md</w:t>
+      </w:r>
+      <w:r>
+        <w:rPr>
+          <w:rFonts w:ascii="SimSun" w:hAnsi="SimSun" w:eastAsia="SimSun"/>
+        </w:rPr>
+        <w:t xml:space="preserve"> 核查一。</w:t>
       </w:r>
       <w:r>
         <w:rPr>
@@ -2183,7 +2476,7 @@
           <w:color w:val="000000"/>
           <w:sz w:val="24"/>
         </w:rPr>
-        <w:t>效果一 —— 移动可通行空间可以整个改由观测建立，不损失性能</w:t>
+        <w:t>效果一 —— 移动可通行空间可以整个改由观测建立，未检测到显著性能下降</w:t>
       </w:r>
     </w:p>
     <w:p>
@@ -2233,19 +2526,7 @@
           <w:rFonts w:ascii="SimSun" w:hAnsi="SimSun" w:eastAsia="SimSun"/>
           <w:i/>
         </w:rPr>
-        <w:t>可写：本方法不要求由参考模型生成移动可通行空间；改由实测点云建立并逐轮更新后，</w:t>
-      </w:r>
-    </w:p>
-    <w:p>
-      <w:pPr>
-        <w:ind w:left="360"/>
-      </w:pPr>
-      <w:r>
-        <w:rPr>
-          <w:rFonts w:ascii="SimSun" w:hAnsi="SimSun" w:eastAsia="SimSun"/>
-          <w:i/>
-        </w:rPr>
-        <w:t>在同等预算下未测得性能损失。</w:t>
+        <w:t>可写：本方法不要求由参考模型生成移动可通行空间；改由实测点云建立并逐轮更新后，在同等预算下未检测到显著的性能下降。</w:t>
       </w:r>
     </w:p>
     <w:p>
@@ -2271,7 +2552,7 @@
         <w:rPr>
           <w:rFonts w:ascii="SimSun" w:hAnsi="SimSun" w:eastAsia="SimSun"/>
         </w:rPr>
-        <w:t>参考模型只描述目标表面（P0）时，相对完整环境先验：</w:t>
+        <w:t>参考模型不提供额外非目标环境构件几何先验（P0）时，相对完整环境先验：</w:t>
       </w:r>
     </w:p>
     <w:tbl>
@@ -2492,37 +2773,8 @@
           <w:rFonts w:ascii="SimSun" w:hAnsi="SimSun" w:eastAsia="SimSun"/>
           <w:i/>
         </w:rPr>
-        <w:t>可写：现场环境几何完全未被参考模型描述时，本方法仍能在预算内完成全部补充扫描</w:t>
+        <w:t>可写：参考模型不提供额外非目标环境构件几何先验时，本方法仍能在预算内完成全部补充扫描轮次；配合在线环境更新，面积加权缺口恢复率相对完整先验条件无显著差异，资产级恢复率下降 0.027。</w:t>
       </w:r>
-    </w:p>
-    <w:p>
-      <w:pPr>
-        <w:ind w:left="360"/>
-      </w:pPr>
-      <w:r>
-        <w:rPr>
-          <w:rFonts w:ascii="SimSun" w:hAnsi="SimSun" w:eastAsia="SimSun"/>
-          <w:i/>
-        </w:rPr>
-        <w:t>轮次；配合在线环境更新，面积加权缺口恢复率相对完整先验条件无显著差异，资产级</w:t>
-      </w:r>
-    </w:p>
-    <w:p>
-      <w:pPr>
-        <w:ind w:left="360"/>
-      </w:pPr>
-      <w:r>
-        <w:rPr>
-          <w:rFonts w:ascii="SimSun" w:hAnsi="SimSun" w:eastAsia="SimSun"/>
-          <w:i/>
-        </w:rPr>
-        <w:t>恢复率下降 0.027。</w:t>
-      </w:r>
-    </w:p>
-    <w:p>
-      <w:pPr>
-        <w:ind w:left="360"/>
-      </w:pPr>
       <w:r>
         <w:rPr>
           <w:rFonts w:ascii="SimSun" w:hAnsi="SimSun" w:eastAsia="SimSun"/>
@@ -2620,25 +2872,8 @@
           <w:rFonts w:ascii="SimSun" w:hAnsi="SimSun" w:eastAsia="SimSun"/>
           <w:i/>
         </w:rPr>
-        <w:t>可写：在线环境更新在各先验强度下均将可见性单向高估降至 0.002；其对最终恢复率的</w:t>
+        <w:t>可写：在线环境更新在各先验强度下均将可见性单向高估降至 0.002；其对最终恢复率的增益随参考模型所描述环境几何的减少而增大，自 +0.012 增至 +0.092。</w:t>
       </w:r>
-    </w:p>
-    <w:p>
-      <w:pPr>
-        <w:ind w:left="360"/>
-      </w:pPr>
-      <w:r>
-        <w:rPr>
-          <w:rFonts w:ascii="SimSun" w:hAnsi="SimSun" w:eastAsia="SimSun"/>
-          <w:i/>
-        </w:rPr>
-        <w:t>增益随参考模型所描述环境几何的减少而增大，自 +0.012 增至 +0.092。</w:t>
-      </w:r>
-    </w:p>
-    <w:p>
-      <w:pPr>
-        <w:ind w:left="360"/>
-      </w:pPr>
       <w:r>
         <w:rPr>
           <w:rFonts w:ascii="SimSun" w:hAnsi="SimSun" w:eastAsia="SimSun"/>
@@ -2652,19 +2887,7 @@
           <w:rFonts w:ascii="SimSun" w:hAnsi="SimSun" w:eastAsia="SimSun"/>
           <w:i/>
         </w:rPr>
-        <w:t>：「在线发现总能显著提升恢复率」—— P100/P75/P50 三档的资产增益</w:t>
-      </w:r>
-    </w:p>
-    <w:p>
-      <w:pPr>
-        <w:ind w:left="360"/>
-      </w:pPr>
-      <w:r>
-        <w:rPr>
-          <w:rFonts w:ascii="SimSun" w:hAnsi="SimSun" w:eastAsia="SimSun"/>
-          <w:i/>
-        </w:rPr>
-        <w:t>p_holm 分别为 0.47 / 0.14 / 0.09，未达显著。</w:t>
+        <w:t>：「在线发现总能显著提升恢复率」—— P100/P75/P50 三档的资产增益p_holm 分别为 0.47 / 0.14 / 0.09，未达显著。</w:t>
       </w:r>
     </w:p>
     <w:p>
@@ -2939,25 +3162,8 @@
           <w:rFonts w:ascii="SimSun" w:hAnsi="SimSun" w:eastAsia="SimSun"/>
           <w:i/>
         </w:rPr>
-        <w:t>可写：在相同站数与预算下，按任务缺口计价的站位选择所恢复的资产级覆盖较按地图</w:t>
+        <w:t>可写：在相同站数与预算下，按任务缺口计价的站位选择所恢复的资产级覆盖较按地图信息增益计价的探索式选择高 0.40（p_holm 0.0040），且路径更短。</w:t>
       </w:r>
-    </w:p>
-    <w:p>
-      <w:pPr>
-        <w:ind w:left="360"/>
-      </w:pPr>
-      <w:r>
-        <w:rPr>
-          <w:rFonts w:ascii="SimSun" w:hAnsi="SimSun" w:eastAsia="SimSun"/>
-          <w:i/>
-        </w:rPr>
-        <w:t>信息增益计价的探索式选择高 0.40（p_holm 0.0040），且路径更短。</w:t>
-      </w:r>
-    </w:p>
-    <w:p>
-      <w:pPr>
-        <w:ind w:left="360"/>
-      </w:pPr>
       <w:r>
         <w:rPr>
           <w:rFonts w:ascii="SimSun" w:hAnsi="SimSun" w:eastAsia="SimSun"/>
@@ -2971,19 +3177,22 @@
           <w:rFonts w:ascii="SimSun" w:hAnsi="SimSun" w:eastAsia="SimSun"/>
           <w:i/>
         </w:rPr>
-        <w:t>：地图覆盖上探索式方法略高（0.952 对 0.949，p_holm 0.0252），</w:t>
+        <w:t xml:space="preserve">：地图覆盖上探索式方法略高（0.952 对 B11 的 0.949，Δ = −0.0028，p_holm = </w:t>
       </w:r>
-    </w:p>
-    <w:p>
-      <w:pPr>
-        <w:ind w:left="360"/>
-      </w:pPr>
+      <w:r>
+        <w:rPr>
+          <w:rFonts w:ascii="SimSun" w:hAnsi="SimSun" w:eastAsia="SimSun"/>
+          <w:b/>
+          <w:i/>
+        </w:rPr>
+        <w:t>0.1300</w:t>
+      </w:r>
       <w:r>
         <w:rPr>
           <w:rFonts w:ascii="SimSun" w:hAnsi="SimSun" w:eastAsia="SimSun"/>
           <w:i/>
         </w:rPr>
-        <w:t>该项是其目标函数所在，不得省略，也不得表述为本方法的缺陷（§12 禁止项 8）。</w:t>
+        <w:t>，未达显著；若与 B10 相比则为 Δ = −0.0034、p_holm = 0.0252，达显著），该项是其目标函数所在，不得省略，也不得表述为本方法的缺陷（§12 禁止项 8）。</w:t>
       </w:r>
     </w:p>
     <w:p>
@@ -3113,6 +3322,925 @@
           <w:rFonts w:ascii="SimSun" w:hAnsi="SimSun" w:eastAsia="SimSun"/>
         </w:rPr>
         <w:t>，不得改写。E7 说明的是二者测量的先验条件不同（E3b 为完整环境先验、15 组配对、旧目标集口径）。</w:t>
+      </w:r>
+    </w:p>
+    <w:p>
+      <w:pPr>
+        <w:pStyle w:val="Heading2"/>
+        <w:spacing w:before="200" w:after="80"/>
+      </w:pPr>
+      <w:r>
+        <w:rPr>
+          <w:rFonts w:ascii="SimHei" w:hAnsi="SimHei" w:eastAsia="SimHei"/>
+          <w:color w:val="000000"/>
+          <w:sz w:val="27"/>
+        </w:rPr>
+        <w:t>八、给专利代理人：事实与策略必须分开</w:t>
+      </w:r>
+    </w:p>
+    <w:p>
+      <w:pPr>
+        <w:spacing w:after="80"/>
+        <w:jc w:val="both"/>
+      </w:pPr>
+      <w:r>
+        <w:rPr>
+          <w:rFonts w:ascii="SimSun" w:hAnsi="SimSun" w:eastAsia="SimSun"/>
+        </w:rPr>
+        <w:t>本文件的内容分两类，</w:t>
+      </w:r>
+      <w:r>
+        <w:rPr>
+          <w:rFonts w:ascii="SimSun" w:hAnsi="SimSun" w:eastAsia="SimSun"/>
+          <w:b/>
+        </w:rPr>
+        <w:t>性质完全不同，不得混读</w:t>
+      </w:r>
+      <w:r>
+        <w:rPr>
+          <w:rFonts w:ascii="SimSun" w:hAnsi="SimSun" w:eastAsia="SimSun"/>
+        </w:rPr>
+        <w:t>。</w:t>
+      </w:r>
+    </w:p>
+    <w:p>
+      <w:pPr>
+        <w:pStyle w:val="Heading3"/>
+        <w:spacing w:before="120" w:after="80"/>
+      </w:pPr>
+      <w:r>
+        <w:rPr>
+          <w:rFonts w:ascii="SimHei" w:hAnsi="SimHei" w:eastAsia="SimHei"/>
+          <w:color w:val="000000"/>
+          <w:sz w:val="24"/>
+        </w:rPr>
+        <w:t>8.1 [A] 代码 / 实验已经支持的</w:t>
+      </w:r>
+      <w:r>
+        <w:rPr>
+          <w:rFonts w:ascii="SimHei" w:hAnsi="SimHei" w:eastAsia="SimHei"/>
+          <w:b/>
+          <w:color w:val="000000"/>
+          <w:sz w:val="24"/>
+        </w:rPr>
+        <w:t>事实</w:t>
+      </w:r>
+    </w:p>
+    <w:tbl>
+      <w:tblPr>
+        <w:tblStyle w:val="TableGrid"/>
+        <w:tblW w:type="auto" w:w="0"/>
+        <w:jc w:val="center"/>
+        <w:tblLook w:firstColumn="1" w:firstRow="1" w:lastColumn="0" w:lastRow="0" w:noHBand="0" w:noVBand="1" w:val="04A0"/>
+      </w:tblPr>
+      <w:tblGrid>
+        <w:gridCol w:w="4320"/>
+        <w:gridCol w:w="4320"/>
+      </w:tblGrid>
+      <w:tr>
+        <w:tc>
+          <w:tcPr>
+            <w:tcW w:type="dxa" w:w="4320"/>
+          </w:tcPr>
+          <w:p>
+            <w:pPr>
+              <w:spacing w:before="20" w:after="20"/>
+            </w:pPr>
+            <w:r>
+              <w:rPr>
+                <w:rFonts w:ascii="SimSun" w:hAnsi="SimSun" w:eastAsia="SimSun"/>
+                <w:b/>
+                <w:sz w:val="17"/>
+              </w:rPr>
+              <w:t>事实</w:t>
+            </w:r>
+          </w:p>
+        </w:tc>
+        <w:tc>
+          <w:tcPr>
+            <w:tcW w:type="dxa" w:w="4320"/>
+          </w:tcPr>
+          <w:p>
+            <w:pPr>
+              <w:spacing w:before="20" w:after="20"/>
+            </w:pPr>
+            <w:r>
+              <w:rPr>
+                <w:rFonts w:ascii="SimSun" w:hAnsi="SimSun" w:eastAsia="SimSun"/>
+                <w:b/>
+                <w:sz w:val="17"/>
+              </w:rPr>
+              <w:t>依据</w:t>
+            </w:r>
+          </w:p>
+        </w:tc>
+      </w:tr>
+      <w:tr>
+        <w:tc>
+          <w:tcPr>
+            <w:tcW w:type="dxa" w:w="4320"/>
+          </w:tcPr>
+          <w:p>
+            <w:pPr>
+              <w:spacing w:before="20" w:after="20"/>
+            </w:pPr>
+            <w:r>
+              <w:rPr>
+                <w:rFonts w:ascii="SimSun" w:hAnsi="SimSun" w:eastAsia="SimSun"/>
+                <w:sz w:val="17"/>
+              </w:rPr>
+              <w:t>不提供额外非目标环境构件几何先验（P0）时流程可运行，240 次全部跑满轮次</w:t>
+            </w:r>
+          </w:p>
+        </w:tc>
+        <w:tc>
+          <w:tcPr>
+            <w:tcW w:type="dxa" w:w="4320"/>
+          </w:tcPr>
+          <w:p>
+            <w:pPr>
+              <w:spacing w:before="20" w:after="20"/>
+            </w:pPr>
+            <w:r>
+              <w:rPr>
+                <w:rFonts w:ascii="SimSun" w:hAnsi="SimSun" w:eastAsia="SimSun"/>
+                <w:sz w:val="17"/>
+              </w:rPr>
+              <w:t>E7</w:t>
+            </w:r>
+          </w:p>
+        </w:tc>
+      </w:tr>
+      <w:tr>
+        <w:tc>
+          <w:tcPr>
+            <w:tcW w:type="dxa" w:w="4320"/>
+          </w:tcPr>
+          <w:p>
+            <w:pPr>
+              <w:spacing w:before="20" w:after="20"/>
+            </w:pPr>
+            <w:r>
+              <w:rPr>
+                <w:rFonts w:ascii="SimSun" w:hAnsi="SimSun" w:eastAsia="SimSun"/>
+                <w:sz w:val="17"/>
+              </w:rPr>
+              <w:t>M_plan 的通行占据侧可由观测逐轮建立与更新，已确认比例 0.893 → 0.949</w:t>
+            </w:r>
+          </w:p>
+        </w:tc>
+        <w:tc>
+          <w:tcPr>
+            <w:tcW w:type="dxa" w:w="4320"/>
+          </w:tcPr>
+          <w:p>
+            <w:pPr>
+              <w:spacing w:before="20" w:after="20"/>
+            </w:pPr>
+            <w:r>
+              <w:rPr>
+                <w:rFonts w:ascii="SimSun" w:hAnsi="SimSun" w:eastAsia="SimSun"/>
+                <w:sz w:val="17"/>
+              </w:rPr>
+              <w:t>E7</w:t>
+            </w:r>
+          </w:p>
+        </w:tc>
+      </w:tr>
+      <w:tr>
+        <w:tc>
+          <w:tcPr>
+            <w:tcW w:type="dxa" w:w="4320"/>
+          </w:tcPr>
+          <w:p>
+            <w:pPr>
+              <w:spacing w:before="20" w:after="20"/>
+            </w:pPr>
+            <w:r>
+              <w:rPr>
+                <w:rFonts w:ascii="SimSun" w:hAnsi="SimSun" w:eastAsia="SimSun"/>
+                <w:sz w:val="17"/>
+              </w:rPr>
+              <w:t>LEGACY→P100 四项 p_holm 均为 1.0000</w:t>
+            </w:r>
+          </w:p>
+        </w:tc>
+        <w:tc>
+          <w:tcPr>
+            <w:tcW w:type="dxa" w:w="4320"/>
+          </w:tcPr>
+          <w:p>
+            <w:pPr>
+              <w:spacing w:before="20" w:after="20"/>
+            </w:pPr>
+            <w:r>
+              <w:rPr>
+                <w:rFonts w:ascii="SimSun" w:hAnsi="SimSun" w:eastAsia="SimSun"/>
+                <w:sz w:val="17"/>
+              </w:rPr>
+              <w:t>E7</w:t>
+            </w:r>
+          </w:p>
+        </w:tc>
+      </w:tr>
+      <w:tr>
+        <w:tc>
+          <w:tcPr>
+            <w:tcW w:type="dxa" w:w="4320"/>
+          </w:tcPr>
+          <w:p>
+            <w:pPr>
+              <w:spacing w:before="20" w:after="20"/>
+            </w:pPr>
+            <w:r>
+              <w:rPr>
+                <w:rFonts w:ascii="SimSun" w:hAnsi="SimSun" w:eastAsia="SimSun"/>
+                <w:sz w:val="17"/>
+              </w:rPr>
+              <w:t>P0 相对完整先验：不开在线更新 −0.096（p 0.0075）；开在线更新 −0.027（p 0.046）</w:t>
+            </w:r>
+          </w:p>
+        </w:tc>
+        <w:tc>
+          <w:tcPr>
+            <w:tcW w:type="dxa" w:w="4320"/>
+          </w:tcPr>
+          <w:p>
+            <w:pPr>
+              <w:spacing w:before="20" w:after="20"/>
+            </w:pPr>
+            <w:r>
+              <w:rPr>
+                <w:rFonts w:ascii="SimSun" w:hAnsi="SimSun" w:eastAsia="SimSun"/>
+                <w:sz w:val="17"/>
+              </w:rPr>
+              <w:t>E7</w:t>
+            </w:r>
+          </w:p>
+        </w:tc>
+      </w:tr>
+      <w:tr>
+        <w:tc>
+          <w:tcPr>
+            <w:tcW w:type="dxa" w:w="4320"/>
+          </w:tcPr>
+          <w:p>
+            <w:pPr>
+              <w:spacing w:before="20" w:after="20"/>
+            </w:pPr>
+            <w:r>
+              <w:rPr>
+                <w:rFonts w:ascii="SimSun" w:hAnsi="SimSun" w:eastAsia="SimSun"/>
+                <w:sz w:val="17"/>
+              </w:rPr>
+              <w:t>在线环境更新增益随先验减弱由 +0.012 增至 +0.092（p 0.0117）</w:t>
+            </w:r>
+          </w:p>
+        </w:tc>
+        <w:tc>
+          <w:tcPr>
+            <w:tcW w:type="dxa" w:w="4320"/>
+          </w:tcPr>
+          <w:p>
+            <w:pPr>
+              <w:spacing w:before="20" w:after="20"/>
+            </w:pPr>
+            <w:r>
+              <w:rPr>
+                <w:rFonts w:ascii="SimSun" w:hAnsi="SimSun" w:eastAsia="SimSun"/>
+                <w:sz w:val="17"/>
+              </w:rPr>
+              <w:t>E7</w:t>
+            </w:r>
+          </w:p>
+        </w:tc>
+      </w:tr>
+      <w:tr>
+        <w:tc>
+          <w:tcPr>
+            <w:tcW w:type="dxa" w:w="4320"/>
+          </w:tcPr>
+          <w:p>
+            <w:pPr>
+              <w:spacing w:before="20" w:after="20"/>
+            </w:pPr>
+            <w:r>
+              <w:rPr>
+                <w:rFonts w:ascii="SimSun" w:hAnsi="SimSun" w:eastAsia="SimSun"/>
+                <w:sz w:val="17"/>
+              </w:rPr>
+              <w:t>相同站数下资产恢复较 frontier 高 0.40（p 0.0040），路径更短</w:t>
+            </w:r>
+          </w:p>
+        </w:tc>
+        <w:tc>
+          <w:tcPr>
+            <w:tcW w:type="dxa" w:w="4320"/>
+          </w:tcPr>
+          <w:p>
+            <w:pPr>
+              <w:spacing w:before="20" w:after="20"/>
+            </w:pPr>
+            <w:r>
+              <w:rPr>
+                <w:rFonts w:ascii="SimSun" w:hAnsi="SimSun" w:eastAsia="SimSun"/>
+                <w:sz w:val="17"/>
+              </w:rPr>
+              <w:t>E8</w:t>
+            </w:r>
+          </w:p>
+        </w:tc>
+      </w:tr>
+      <w:tr>
+        <w:tc>
+          <w:tcPr>
+            <w:tcW w:type="dxa" w:w="4320"/>
+          </w:tcPr>
+          <w:p>
+            <w:pPr>
+              <w:spacing w:before="20" w:after="20"/>
+            </w:pPr>
+            <w:r>
+              <w:rPr>
+                <w:rFonts w:ascii="SimSun" w:hAnsi="SimSun" w:eastAsia="SimSun"/>
+                <w:sz w:val="17"/>
+              </w:rPr>
+              <w:t>M_ref / M_plan 的数据流与两条回灌通路</w:t>
+            </w:r>
+          </w:p>
+        </w:tc>
+        <w:tc>
+          <w:tcPr>
+            <w:tcW w:type="dxa" w:w="4320"/>
+          </w:tcPr>
+          <w:p>
+            <w:pPr>
+              <w:spacing w:before="20" w:after="20"/>
+            </w:pPr>
+            <w:r>
+              <w:rPr>
+                <w:rFonts w:ascii="SimSun" w:hAnsi="SimSun" w:eastAsia="SimSun"/>
+                <w:sz w:val="17"/>
+              </w:rPr>
+              <w:t>代码</w:t>
+            </w:r>
+          </w:p>
+        </w:tc>
+      </w:tr>
+      <w:tr>
+        <w:tc>
+          <w:tcPr>
+            <w:tcW w:type="dxa" w:w="4320"/>
+          </w:tcPr>
+          <w:p>
+            <w:pPr>
+              <w:spacing w:before="20" w:after="20"/>
+            </w:pPr>
+            <w:r>
+              <w:rPr>
+                <w:rFonts w:ascii="SimSun" w:hAnsi="SimSun" w:eastAsia="SimSun"/>
+                <w:sz w:val="17"/>
+              </w:rPr>
+              <w:t>已作为先验的环境构件不会被 S7a 重复发现</w:t>
+            </w:r>
+          </w:p>
+        </w:tc>
+        <w:tc>
+          <w:tcPr>
+            <w:tcW w:type="dxa" w:w="4320"/>
+          </w:tcPr>
+          <w:p>
+            <w:pPr>
+              <w:spacing w:before="20" w:after="20"/>
+            </w:pPr>
+            <w:r>
+              <w:rPr>
+                <w:rFonts w:ascii="Consolas" w:hAnsi="Consolas" w:eastAsia="Consolas"/>
+                <w:sz w:val="17"/>
+              </w:rPr>
+              <w:t>09</w:t>
+            </w:r>
+            <w:r>
+              <w:rPr>
+                <w:rFonts w:ascii="SimSun" w:hAnsi="SimSun" w:eastAsia="SimSun"/>
+                <w:sz w:val="17"/>
+              </w:rPr>
+              <w:t xml:space="preserve"> 核查一</w:t>
+            </w:r>
+          </w:p>
+        </w:tc>
+      </w:tr>
+      <w:tr>
+        <w:tc>
+          <w:tcPr>
+            <w:tcW w:type="dxa" w:w="4320"/>
+          </w:tcPr>
+          <w:p>
+            <w:pPr>
+              <w:spacing w:before="20" w:after="20"/>
+            </w:pPr>
+            <w:r>
+              <w:rPr>
+                <w:rFonts w:ascii="SimSun" w:hAnsi="SimSun" w:eastAsia="SimSun"/>
+                <w:sz w:val="17"/>
+              </w:rPr>
+              <w:t>二维 FREE carving 的误判量级 1.41%，反方向 14.31%</w:t>
+            </w:r>
+          </w:p>
+        </w:tc>
+        <w:tc>
+          <w:tcPr>
+            <w:tcW w:type="dxa" w:w="4320"/>
+          </w:tcPr>
+          <w:p>
+            <w:pPr>
+              <w:spacing w:before="20" w:after="20"/>
+            </w:pPr>
+            <w:r>
+              <w:rPr>
+                <w:rFonts w:ascii="Consolas" w:hAnsi="Consolas" w:eastAsia="Consolas"/>
+                <w:sz w:val="17"/>
+              </w:rPr>
+              <w:t>09</w:t>
+            </w:r>
+            <w:r>
+              <w:rPr>
+                <w:rFonts w:ascii="SimSun" w:hAnsi="SimSun" w:eastAsia="SimSun"/>
+                <w:sz w:val="17"/>
+              </w:rPr>
+              <w:t xml:space="preserve"> 核查二</w:t>
+            </w:r>
+          </w:p>
+        </w:tc>
+      </w:tr>
+    </w:tbl>
+    <w:p/>
+    <w:p>
+      <w:pPr>
+        <w:pStyle w:val="Heading3"/>
+        <w:spacing w:before="120" w:after="80"/>
+      </w:pPr>
+      <w:r>
+        <w:rPr>
+          <w:rFonts w:ascii="SimHei" w:hAnsi="SimHei" w:eastAsia="SimHei"/>
+          <w:color w:val="000000"/>
+          <w:sz w:val="24"/>
+        </w:rPr>
+        <w:t>8.2 [C] 专利</w:t>
+      </w:r>
+      <w:r>
+        <w:rPr>
+          <w:rFonts w:ascii="SimHei" w:hAnsi="SimHei" w:eastAsia="SimHei"/>
+          <w:b/>
+          <w:color w:val="000000"/>
+          <w:sz w:val="24"/>
+        </w:rPr>
+        <w:t>保护范围建议</w:t>
+      </w:r>
+      <w:r>
+        <w:rPr>
+          <w:rFonts w:ascii="SimHei" w:hAnsi="SimHei" w:eastAsia="SimHei"/>
+          <w:color w:val="000000"/>
+          <w:sz w:val="24"/>
+        </w:rPr>
+        <w:t>（不是"算法必须如此"）</w:t>
+      </w:r>
+    </w:p>
+    <w:tbl>
+      <w:tblPr>
+        <w:tblStyle w:val="TableGrid"/>
+        <w:tblW w:type="auto" w:w="0"/>
+        <w:jc w:val="center"/>
+        <w:tblLook w:firstColumn="1" w:firstRow="1" w:lastColumn="0" w:lastRow="0" w:noHBand="0" w:noVBand="1" w:val="04A0"/>
+      </w:tblPr>
+      <w:tblGrid>
+        <w:gridCol w:w="4320"/>
+        <w:gridCol w:w="4320"/>
+      </w:tblGrid>
+      <w:tr>
+        <w:tc>
+          <w:tcPr>
+            <w:tcW w:type="dxa" w:w="4320"/>
+          </w:tcPr>
+          <w:p>
+            <w:pPr>
+              <w:spacing w:before="20" w:after="20"/>
+            </w:pPr>
+            <w:r>
+              <w:rPr>
+                <w:rFonts w:ascii="SimSun" w:hAnsi="SimSun" w:eastAsia="SimSun"/>
+                <w:b/>
+                <w:sz w:val="17"/>
+              </w:rPr>
+              <w:t>建议</w:t>
+            </w:r>
+          </w:p>
+        </w:tc>
+        <w:tc>
+          <w:tcPr>
+            <w:tcW w:type="dxa" w:w="4320"/>
+          </w:tcPr>
+          <w:p>
+            <w:pPr>
+              <w:spacing w:before="20" w:after="20"/>
+            </w:pPr>
+            <w:r>
+              <w:rPr>
+                <w:rFonts w:ascii="SimSun" w:hAnsi="SimSun" w:eastAsia="SimSun"/>
+                <w:b/>
+                <w:sz w:val="17"/>
+              </w:rPr>
+              <w:t>性质</w:t>
+            </w:r>
+          </w:p>
+        </w:tc>
+      </w:tr>
+      <w:tr>
+        <w:tc>
+          <w:tcPr>
+            <w:tcW w:type="dxa" w:w="4320"/>
+          </w:tcPr>
+          <w:p>
+            <w:pPr>
+              <w:spacing w:before="20" w:after="20"/>
+            </w:pPr>
+            <w:r>
+              <w:rPr>
+                <w:rFonts w:ascii="SimSun" w:hAnsi="SimSun" w:eastAsia="SimSun"/>
+                <w:sz w:val="17"/>
+              </w:rPr>
+              <w:t>发明名称是否改为「基于目标参考模型与在线环境更新…」</w:t>
+            </w:r>
+          </w:p>
+        </w:tc>
+        <w:tc>
+          <w:tcPr>
+            <w:tcW w:type="dxa" w:w="4320"/>
+          </w:tcPr>
+          <w:p>
+            <w:pPr>
+              <w:spacing w:before="20" w:after="20"/>
+            </w:pPr>
+            <w:r>
+              <w:rPr>
+                <w:rFonts w:ascii="SimSun" w:hAnsi="SimSun" w:eastAsia="SimSun"/>
+                <w:sz w:val="17"/>
+              </w:rPr>
+              <w:t>命名策略</w:t>
+            </w:r>
+          </w:p>
+        </w:tc>
+      </w:tr>
+      <w:tr>
+        <w:tc>
+          <w:tcPr>
+            <w:tcW w:type="dxa" w:w="4320"/>
+          </w:tcPr>
+          <w:p>
+            <w:pPr>
+              <w:spacing w:before="20" w:after="20"/>
+            </w:pPr>
+            <w:r>
+              <w:rPr>
+                <w:rFonts w:ascii="SimSun" w:hAnsi="SimSun" w:eastAsia="SimSun"/>
+                <w:sz w:val="17"/>
+              </w:rPr>
+              <w:t>S2 是否把纯观测式写入独立权</w:t>
+            </w:r>
+          </w:p>
+        </w:tc>
+        <w:tc>
+          <w:tcPr>
+            <w:tcW w:type="dxa" w:w="4320"/>
+          </w:tcPr>
+          <w:p>
+            <w:pPr>
+              <w:spacing w:before="20" w:after="20"/>
+            </w:pPr>
+            <w:r>
+              <w:rPr>
+                <w:rFonts w:ascii="SimSun" w:hAnsi="SimSun" w:eastAsia="SimSun"/>
+                <w:b/>
+                <w:sz w:val="17"/>
+              </w:rPr>
+              <w:t>范围取舍</w:t>
+            </w:r>
+            <w:r>
+              <w:rPr>
+                <w:rFonts w:ascii="SimSun" w:hAnsi="SimSun" w:eastAsia="SimSun"/>
+                <w:sz w:val="17"/>
+              </w:rPr>
+              <w:t>，见第五节第 1 点</w:t>
+            </w:r>
+          </w:p>
+        </w:tc>
+      </w:tr>
+      <w:tr>
+        <w:tc>
+          <w:tcPr>
+            <w:tcW w:type="dxa" w:w="4320"/>
+          </w:tcPr>
+          <w:p>
+            <w:pPr>
+              <w:spacing w:before="20" w:after="20"/>
+            </w:pPr>
+            <w:r>
+              <w:rPr>
+                <w:rFonts w:ascii="SimSun" w:hAnsi="SimSun" w:eastAsia="SimSun"/>
+                <w:sz w:val="17"/>
+              </w:rPr>
+              <w:t>M_ref 的哪些属性写入独立权、哪些放从属权</w:t>
+            </w:r>
+          </w:p>
+        </w:tc>
+        <w:tc>
+          <w:tcPr>
+            <w:tcW w:type="dxa" w:w="4320"/>
+          </w:tcPr>
+          <w:p>
+            <w:pPr>
+              <w:spacing w:before="20" w:after="20"/>
+            </w:pPr>
+            <w:r>
+              <w:rPr>
+                <w:rFonts w:ascii="SimSun" w:hAnsi="SimSun" w:eastAsia="SimSun"/>
+                <w:sz w:val="17"/>
+              </w:rPr>
+              <w:t xml:space="preserve">见 </w:t>
+            </w:r>
+            <w:r>
+              <w:rPr>
+                <w:rFonts w:ascii="Consolas" w:hAnsi="Consolas" w:eastAsia="Consolas"/>
+                <w:sz w:val="17"/>
+              </w:rPr>
+              <w:t>08</w:t>
+            </w:r>
+            <w:r>
+              <w:rPr>
+                <w:rFonts w:ascii="SimSun" w:hAnsi="SimSun" w:eastAsia="SimSun"/>
+                <w:sz w:val="17"/>
+              </w:rPr>
+              <w:t xml:space="preserve"> 问题 3 的分级表</w:t>
+            </w:r>
+          </w:p>
+        </w:tc>
+      </w:tr>
+      <w:tr>
+        <w:tc>
+          <w:tcPr>
+            <w:tcW w:type="dxa" w:w="4320"/>
+          </w:tcPr>
+          <w:p>
+            <w:pPr>
+              <w:spacing w:before="20" w:after="20"/>
+            </w:pPr>
+            <w:r>
+              <w:rPr>
+                <w:rFonts w:ascii="SimSun" w:hAnsi="SimSun" w:eastAsia="SimSun"/>
+                <w:sz w:val="17"/>
+              </w:rPr>
+              <w:t>是否保留「目标表面作为初始遮挡先验」的备用权项</w:t>
+            </w:r>
+          </w:p>
+        </w:tc>
+        <w:tc>
+          <w:tcPr>
+            <w:tcW w:type="dxa" w:w="4320"/>
+          </w:tcPr>
+          <w:p>
+            <w:pPr>
+              <w:spacing w:before="20" w:after="20"/>
+            </w:pPr>
+            <w:r>
+              <w:rPr>
+                <w:rFonts w:ascii="SimSun" w:hAnsi="SimSun" w:eastAsia="SimSun"/>
+                <w:sz w:val="17"/>
+              </w:rPr>
+              <w:t>退路设计</w:t>
+            </w:r>
+          </w:p>
+        </w:tc>
+      </w:tr>
+      <w:tr>
+        <w:tc>
+          <w:tcPr>
+            <w:tcW w:type="dxa" w:w="4320"/>
+          </w:tcPr>
+          <w:p>
+            <w:pPr>
+              <w:spacing w:before="20" w:after="20"/>
+            </w:pPr>
+            <w:r>
+              <w:rPr>
+                <w:rFonts w:ascii="SimSun" w:hAnsi="SimSun" w:eastAsia="SimSun"/>
+                <w:sz w:val="17"/>
+              </w:rPr>
+              <w:t>「未确认区域不作为可通行区域」置于独立权正文</w:t>
+            </w:r>
+          </w:p>
+        </w:tc>
+        <w:tc>
+          <w:tcPr>
+            <w:tcW w:type="dxa" w:w="4320"/>
+          </w:tcPr>
+          <w:p>
+            <w:pPr>
+              <w:spacing w:before="20" w:after="20"/>
+            </w:pPr>
+            <w:r>
+              <w:rPr>
+                <w:rFonts w:ascii="SimSun" w:hAnsi="SimSun" w:eastAsia="SimSun"/>
+                <w:sz w:val="17"/>
+              </w:rPr>
+              <w:t>区别特征布局</w:t>
+            </w:r>
+          </w:p>
+        </w:tc>
+      </w:tr>
+    </w:tbl>
+    <w:p/>
+    <w:p>
+      <w:pPr>
+        <w:ind w:left="360"/>
+      </w:pPr>
+      <w:r>
+        <w:rPr>
+          <w:rFonts w:ascii="SimSun" w:hAnsi="SimSun" w:eastAsia="SimSun"/>
+          <w:b/>
+          <w:i/>
+        </w:rPr>
+        <w:t>上述建议均为 [C]，不得写成 [A]。</w:t>
+      </w:r>
+      <w:r>
+        <w:rPr>
+          <w:rFonts w:ascii="SimSun" w:hAnsi="SimSun" w:eastAsia="SimSun"/>
+          <w:i/>
+        </w:rPr>
+        <w:t xml:space="preserve"> 例如"建议纯观测式写入独立权"是</w:t>
+      </w:r>
+      <w:r>
+        <w:rPr>
+          <w:rFonts w:ascii="SimSun" w:hAnsi="SimSun" w:eastAsia="SimSun"/>
+          <w:b/>
+          <w:i/>
+        </w:rPr>
+        <w:t>保护范围策略</w:t>
+      </w:r>
+      <w:r>
+        <w:rPr>
+          <w:rFonts w:ascii="SimSun" w:hAnsi="SimSun" w:eastAsia="SimSun"/>
+          <w:i/>
+        </w:rPr>
+        <w:t>，</w:t>
+      </w:r>
+      <w:r>
+        <w:rPr>
+          <w:rFonts w:ascii="SimSun" w:hAnsi="SimSun" w:eastAsia="SimSun"/>
+          <w:b/>
+          <w:i/>
+        </w:rPr>
+        <w:t>不是</w:t>
+      </w:r>
+      <w:r>
+        <w:rPr>
+          <w:rFonts w:ascii="SimSun" w:hAnsi="SimSun" w:eastAsia="SimSun"/>
+          <w:i/>
+        </w:rPr>
+        <w:t>"算法必须如此" —— 代码本身两种来源都能支持。</w:t>
+      </w:r>
+    </w:p>
+    <w:p>
+      <w:pPr>
+        <w:pStyle w:val="Heading3"/>
+        <w:spacing w:before="120" w:after="80"/>
+      </w:pPr>
+      <w:r>
+        <w:rPr>
+          <w:rFonts w:ascii="SimHei" w:hAnsi="SimHei" w:eastAsia="SimHei"/>
+          <w:color w:val="000000"/>
+          <w:sz w:val="24"/>
+        </w:rPr>
+        <w:t xml:space="preserve">8.3 需代理人现有技术检索确认的事实性表述 </w:t>
+      </w:r>
+      <w:r>
+        <w:rPr>
+          <w:rFonts w:ascii="SimHei" w:hAnsi="SimHei" w:eastAsia="SimHei"/>
+          <w:b/>
+          <w:color w:val="000000"/>
+          <w:sz w:val="24"/>
+        </w:rPr>
+        <w:t>[D]</w:t>
+      </w:r>
+    </w:p>
+    <w:p>
+      <w:pPr>
+        <w:spacing w:after="80"/>
+        <w:jc w:val="both"/>
+      </w:pPr>
+      <w:r>
+        <w:rPr>
+          <w:rFonts w:ascii="SimSun" w:hAnsi="SimSun" w:eastAsia="SimSun"/>
+        </w:rPr>
+        <w:t>以下均为</w:t>
+      </w:r>
+      <w:r>
+        <w:rPr>
+          <w:rFonts w:ascii="SimSun" w:hAnsi="SimSun" w:eastAsia="SimSun"/>
+          <w:b/>
+        </w:rPr>
+        <w:t>领域事实判断</w:t>
+      </w:r>
+      <w:r>
+        <w:rPr>
+          <w:rFonts w:ascii="SimSun" w:hAnsi="SimSun" w:eastAsia="SimSun"/>
+        </w:rPr>
+        <w:t>，本项目实验并未直接证明。现稿已按保守措辞写为"部分……""可能……"，是否可以改回"通常""普遍"须经检索确认：</w:t>
+      </w:r>
+    </w:p>
+    <w:p>
+      <w:pPr>
+        <w:spacing w:after="40"/>
+        <w:ind w:left="640" w:hanging="280"/>
+      </w:pPr>
+      <w:r>
+        <w:rPr>
+          <w:rFonts w:ascii="SimSun" w:hAnsi="SimSun" w:eastAsia="SimSun"/>
+        </w:rPr>
+        <w:t>1. 竣工测量现场的设计模型是否"</w:t>
+      </w:r>
+      <w:r>
+        <w:rPr>
+          <w:rFonts w:ascii="SimSun" w:hAnsi="SimSun" w:eastAsia="SimSun"/>
+          <w:b/>
+        </w:rPr>
+        <w:t>通常</w:t>
+      </w:r>
+      <w:r>
+        <w:rPr>
+          <w:rFonts w:ascii="SimSun" w:hAnsi="SimSun" w:eastAsia="SimSun"/>
+        </w:rPr>
+        <w:t>"只完整描述目标构件；</w:t>
+      </w:r>
+    </w:p>
+    <w:p>
+      <w:pPr>
+        <w:spacing w:after="40"/>
+        <w:ind w:left="640" w:hanging="280"/>
+      </w:pPr>
+      <w:r>
+        <w:rPr>
+          <w:rFonts w:ascii="SimSun" w:hAnsi="SimSun" w:eastAsia="SimSun"/>
+        </w:rPr>
+        <w:t>2. 既有站位规划方法是否"</w:t>
+      </w:r>
+      <w:r>
+        <w:rPr>
+          <w:rFonts w:ascii="SimSun" w:hAnsi="SimSun" w:eastAsia="SimSun"/>
+          <w:b/>
+        </w:rPr>
+        <w:t>普遍</w:t>
+      </w:r>
+      <w:r>
+        <w:rPr>
+          <w:rFonts w:ascii="SimSun" w:hAnsi="SimSun" w:eastAsia="SimSun"/>
+        </w:rPr>
+        <w:t>"要求由模型直接生成可通行空间与遮挡模型；</w:t>
+      </w:r>
+    </w:p>
+    <w:p>
+      <w:pPr>
+        <w:spacing w:after="40"/>
+        <w:ind w:left="640" w:hanging="280"/>
+      </w:pPr>
+      <w:r>
+        <w:rPr>
+          <w:rFonts w:ascii="SimSun" w:hAnsi="SimSun" w:eastAsia="SimSun"/>
+        </w:rPr>
+        <w:t>3. scan-to-BIM / NBV / inspection planning 领域是否存在可支撑上述判断的现有技术；</w:t>
+      </w:r>
+    </w:p>
+    <w:p>
+      <w:pPr>
+        <w:spacing w:after="40"/>
+        <w:ind w:left="640" w:hanging="280"/>
+      </w:pPr>
+      <w:r>
+        <w:rPr>
+          <w:rFonts w:ascii="SimSun" w:hAnsi="SimSun" w:eastAsia="SimSun"/>
+        </w:rPr>
+        <w:t>4. 背景技术是否需要采用更保守的写法；</w:t>
+      </w:r>
+    </w:p>
+    <w:p>
+      <w:pPr>
+        <w:spacing w:after="40"/>
+        <w:ind w:left="640" w:hanging="280"/>
+      </w:pPr>
+      <w:r>
+        <w:rPr>
+          <w:rFonts w:ascii="SimSun" w:hAnsi="SimSun" w:eastAsia="SimSun"/>
+        </w:rPr>
+        <w:t>5. 在先申请（母专利）的申请日、公开日、法律状态，以及能否主张优先权（沿用《待确认事项》第 6、7 项，本轮未改变该结论）。</w:t>
       </w:r>
     </w:p>
     <w:sectPr>
